--- a/docs/System Design Schema.docx
+++ b/docs/System Design Schema.docx
@@ -114,7 +114,7 @@
                 <w:sz w:val="20"/>
                 <w:szCs w:val="20"/>
               </w:rPr>
-              <w:t>SOLID</w:t>
+              <w:t>SOLID Principles</w:t>
             </w:r>
           </w:p>
         </w:tc>
@@ -177,7 +177,27 @@
                 <w:sz w:val="20"/>
                 <w:szCs w:val="20"/>
               </w:rPr>
-              <w:t>Class Diagram</w:t>
+              <w:t>Class Diagram (</w:t>
+            </w:r>
+            <w:proofErr w:type="spellStart"/>
+            <w:r>
+              <w:rPr>
+                <w:b/>
+                <w:bCs/>
+                <w:sz w:val="20"/>
+                <w:szCs w:val="20"/>
+              </w:rPr>
+              <w:t>PlantUML</w:t>
+            </w:r>
+            <w:proofErr w:type="spellEnd"/>
+            <w:r>
+              <w:rPr>
+                <w:b/>
+                <w:bCs/>
+                <w:sz w:val="20"/>
+                <w:szCs w:val="20"/>
+              </w:rPr>
+              <w:t>)</w:t>
             </w:r>
           </w:p>
         </w:tc>
@@ -377,7 +397,7 @@
                 <w:sz w:val="20"/>
                 <w:szCs w:val="20"/>
               </w:rPr>
-              <w:t>Patterns</w:t>
+              <w:t>Design Patterns</w:t>
             </w:r>
           </w:p>
         </w:tc>
@@ -1036,7 +1056,6 @@
   <w:style w:type="character" w:default="1" w:styleId="DefaultParagraphFont">
     <w:name w:val="Default Paragraph Font"/>
     <w:uiPriority w:val="1"/>
-    <w:semiHidden/>
     <w:unhideWhenUsed/>
   </w:style>
   <w:style w:type="table" w:default="1" w:styleId="TableNormal">
